--- a/01_Паспорта_сосудов_и_теплообменников/Перевод_RU/E103_Теплообменник_вертикальный_трубчатый_6м2_RU.docx
+++ b/01_Паспорта_сосудов_и_теплообменников/Перевод_RU/E103_Теплообменник_вертикальный_трубчатый_6м2_RU.docx
@@ -20,7 +20,7 @@
           <w:iCs/>
           <w:i/>
         </w:rPr>
-        <w:t xml:space="preserve">Перевод с китайского языка. Исходный файл: E103_6平方立管换热器.pdf. Страниц в оригинале: 21.</w:t>
+        <w:t xml:space="preserve">Перевод с китайского языка. Исходный файл: E103_Теплообменник_вертикальный_трубчатый_6м2.pdf (исходное имя: E103_6平方立管换热器.pdf). Страниц в оригинале: 21.</w:t>
       </w:r>
     </w:p>
     <w:bookmarkStart w:id="20" w:name="Xb6ee92f43402e5361d4f47f5b9fb2744089a3cf"/>
